--- a/10_Outreach_&_Relationship_Banking/27_Mitigation_Banking_Economics_&_Landowner_Deal_Structuring_Guide.docx
+++ b/10_Outreach_&_Relationship_Banking/27_Mitigation_Banking_Economics_&_Landowner_Deal_Structuring_Guide.docx
@@ -2228,24 +2228,6 @@
     </w:p>
     <w:p>
       <w:pPr>
-        <w:spacing w:before="360" w:after="120"/>
-      </w:pPr>
-      <w:r>
-        <w:rPr>
-          <w:b/>
-          <w:color w:val="2E75B6"/>
-          <w:sz w:val="32"/>
-        </w:rPr>
-        <w:t>V. Sourcing Pitch: How Hunter Out-Negotiates Corporate Competitors</w:t>
-      </w:r>
-    </w:p>
-    <w:p>
-      <w:r>
-        <w:t>When sitting at the landowner's kitchen table, Hunter Morris should utilize the following copy-and-paste verbal talk-track to close the deal:</w:t>
-      </w:r>
-    </w:p>
-    <w:p>
-      <w:pPr>
         <w:spacing w:before="120" w:after="120"/>
         <w:ind w:left="360"/>
       </w:pPr>
